--- a/spa/docx/005.content.docx
+++ b/spa/docx/005.content.docx
@@ -224,18 +224,12 @@
         </w:rPr>
         <w:t xml:space="preserve"> es una persona que tiene </w:t>
       </w:r>
-      <w:hyperlink r:id="rId13">
-        <w:r>
-          <w:rPr>
-            <w:lang w:val="es_ES" w:bidi="es_ES"/>
-          </w:rPr>
-          <w:rPr>
-            <w:color w:val="0000EE"/>
-            <w:u w:val="single"/>
-          </w:rPr>
-          <w:t>autoridad</w:t>
-        </w:r>
-      </w:hyperlink>
+      <w:r>
+        <w:rPr>
+          <w:lang w:val="es_ES" w:bidi="es_ES"/>
+        </w:rPr>
+        <w:t>autoridad</w:t>
+      </w:r>
       <w:r>
         <w:rPr>
           <w:lang w:val="es_ES" w:bidi="es_ES"/>
@@ -256,18 +250,12 @@
         </w:rPr>
         <w:t xml:space="preserve">En el Nuevo Testamento, los ancianos son las personas que tienen autoridad en la </w:t>
       </w:r>
-      <w:hyperlink r:id="rId14">
-        <w:r>
-          <w:rPr>
-            <w:lang w:val="es_ES" w:bidi="es_ES"/>
-          </w:rPr>
-          <w:rPr>
-            <w:color w:val="0000EE"/>
-            <w:u w:val="single"/>
-          </w:rPr>
-          <w:t>iglesia</w:t>
-        </w:r>
-      </w:hyperlink>
+      <w:r>
+        <w:rPr>
+          <w:lang w:val="es_ES" w:bidi="es_ES"/>
+        </w:rPr>
+        <w:t>iglesia</w:t>
+      </w:r>
       <w:r>
         <w:rPr>
           <w:lang w:val="es_ES" w:bidi="es_ES"/>
@@ -276,7 +264,6 @@
       </w:r>
       <w:r>
         <w:rPr>
-          <w:b/>
           <w:lang w:val="es_ES" w:bidi="es_ES"/>
         </w:rPr>
         <w:t>apóstoles</w:t>
@@ -371,36 +358,24 @@
         </w:rPr>
         <w:t xml:space="preserve"> es un nombre que las personas usan para </w:t>
       </w:r>
-      <w:hyperlink r:id="rId15">
-        <w:r>
-          <w:rPr>
-            <w:lang w:val="es_ES" w:bidi="es_ES"/>
-          </w:rPr>
-          <w:rPr>
-            <w:color w:val="0000EE"/>
-            <w:u w:val="single"/>
-          </w:rPr>
-          <w:t>Dios</w:t>
-        </w:r>
-      </w:hyperlink>
+      <w:r>
+        <w:rPr>
+          <w:lang w:val="es_ES" w:bidi="es_ES"/>
+        </w:rPr>
+        <w:t>Dios</w:t>
+      </w:r>
       <w:r>
         <w:rPr>
           <w:lang w:val="es_ES" w:bidi="es_ES"/>
         </w:rPr>
         <w:t xml:space="preserve">. El-Elyon significa "el Dios Altísimo". Cuando las personas usan este nombre para Dios, se recuerdan de que Dios es más poderoso que cualquier otro ser. El nombre significa que no hay nadie que sea más importante, o que tenga más </w:t>
       </w:r>
-      <w:hyperlink r:id="rId13">
-        <w:r>
-          <w:rPr>
-            <w:lang w:val="es_ES" w:bidi="es_ES"/>
-          </w:rPr>
-          <w:rPr>
-            <w:color w:val="0000EE"/>
-            <w:u w:val="single"/>
-          </w:rPr>
-          <w:t>autoridad</w:t>
-        </w:r>
-      </w:hyperlink>
+      <w:r>
+        <w:rPr>
+          <w:lang w:val="es_ES" w:bidi="es_ES"/>
+        </w:rPr>
+        <w:t>autoridad</w:t>
+      </w:r>
       <w:r>
         <w:rPr>
           <w:lang w:val="es_ES" w:bidi="es_ES"/>
@@ -476,18 +451,12 @@
         </w:rPr>
         <w:t xml:space="preserve"> era un </w:t>
       </w:r>
-      <w:hyperlink r:id="rId16">
-        <w:r>
-          <w:rPr>
-            <w:lang w:val="es_ES" w:bidi="es_ES"/>
-          </w:rPr>
-          <w:rPr>
-            <w:color w:val="0000EE"/>
-            <w:u w:val="single"/>
-          </w:rPr>
-          <w:t>profeta</w:t>
-        </w:r>
-      </w:hyperlink>
+      <w:r>
+        <w:rPr>
+          <w:lang w:val="es_ES" w:bidi="es_ES"/>
+        </w:rPr>
+        <w:t>profeta</w:t>
+      </w:r>
       <w:r>
         <w:rPr>
           <w:lang w:val="es_ES" w:bidi="es_ES"/>
@@ -508,18 +477,12 @@
         </w:rPr>
         <w:t xml:space="preserve">Elías vivió durante el tiempo en que </w:t>
       </w:r>
-      <w:hyperlink r:id="rId17">
-        <w:r>
-          <w:rPr>
-            <w:lang w:val="es_ES" w:bidi="es_ES"/>
-          </w:rPr>
-          <w:rPr>
-            <w:color w:val="0000EE"/>
-            <w:u w:val="single"/>
-          </w:rPr>
-          <w:t>Israel</w:t>
-        </w:r>
-      </w:hyperlink>
+      <w:r>
+        <w:rPr>
+          <w:lang w:val="es_ES" w:bidi="es_ES"/>
+        </w:rPr>
+        <w:t>Israel</w:t>
+      </w:r>
       <w:r>
         <w:rPr>
           <w:lang w:val="es_ES" w:bidi="es_ES"/>
@@ -528,65 +491,47 @@
       </w:r>
       <w:r>
         <w:rPr>
+          <w:lang w:val="es_ES" w:bidi="es_ES"/>
+        </w:rPr>
+        <w:t>reyes</w:t>
+      </w:r>
+      <w:r>
+        <w:rPr>
+          <w:lang w:val="es_ES" w:bidi="es_ES"/>
+        </w:rPr>
+        <w:t xml:space="preserve"> que no obedecían a Dios, y estos reyes habían guiado al pueblo de Israel lejos de Dios. El pueblo había comenzado a </w:t>
+      </w:r>
+      <w:r>
+        <w:rPr>
+          <w:lang w:val="es_ES" w:bidi="es_ES"/>
+        </w:rPr>
+        <w:t>adorar</w:t>
+      </w:r>
+      <w:r>
+        <w:rPr>
+          <w:lang w:val="es_ES" w:bidi="es_ES"/>
+        </w:rPr>
+        <w:t xml:space="preserve"> a </w:t>
+      </w:r>
+      <w:r>
+        <w:rPr>
+          <w:lang w:val="es_ES" w:bidi="es_ES"/>
+        </w:rPr>
+        <w:t>dioses</w:t>
+      </w:r>
+      <w:r>
+        <w:rPr>
+          <w:lang w:val="es_ES" w:bidi="es_ES"/>
+        </w:rPr>
+        <w:t xml:space="preserve"> falsos, especialmente a un dios llamado Baal. Las personas pensaban que este Baal era responsable de dar lluvia a las personas. Por eso, Elías le dijo al rey de Israel que ya no llovería en Israel hasta que él lo dijera Y de hecho, no llovió durante tres años, y debido a esto una hambruna vino a toda la tierra. Después de eso, Elías oró y Dios envió lluvia nuevamente. ¡Esto enseñaba al pueblo que </w:t>
+      </w:r>
+      <w:r>
+        <w:rPr>
           <w:b/>
           <w:lang w:val="es_ES" w:bidi="es_ES"/>
         </w:rPr>
-        <w:t>reyes</w:t>
-      </w:r>
-      <w:r>
-        <w:rPr>
-          <w:lang w:val="es_ES" w:bidi="es_ES"/>
-        </w:rPr>
-        <w:t xml:space="preserve"> que no obedecían a Dios, y estos reyes habían guiado al pueblo de Israel lejos de Dios. El pueblo había comenzado a </w:t>
-      </w:r>
-      <w:hyperlink r:id="rId18">
-        <w:r>
-          <w:rPr>
-            <w:lang w:val="es_ES" w:bidi="es_ES"/>
-          </w:rPr>
-          <w:rPr>
-            <w:color w:val="0000EE"/>
-            <w:u w:val="single"/>
-          </w:rPr>
-          <w:t>adorar</w:t>
-        </w:r>
-      </w:hyperlink>
-      <w:r>
-        <w:rPr>
-          <w:lang w:val="es_ES" w:bidi="es_ES"/>
-        </w:rPr>
-        <w:t xml:space="preserve"> a </w:t>
-      </w:r>
-      <w:hyperlink r:id="rId19">
-        <w:r>
-          <w:rPr>
-            <w:lang w:val="es_ES" w:bidi="es_ES"/>
-          </w:rPr>
-          <w:rPr>
-            <w:color w:val="0000EE"/>
-            <w:u w:val="single"/>
-          </w:rPr>
-          <w:t>dioses</w:t>
-        </w:r>
-      </w:hyperlink>
-      <w:r>
-        <w:rPr>
-          <w:lang w:val="es_ES" w:bidi="es_ES"/>
-        </w:rPr>
-        <w:t xml:space="preserve"> falsos, especialmente a un dios llamado Baal. Las personas pensaban que este Baal era responsable de dar lluvia a las personas. Por eso, Elías le dijo al rey de Israel que ya no llovería en Israel hasta que él lo dijera Y de hecho, no llovió durante tres años, y debido a esto una hambruna vino a toda la tierra. Después de eso, Elías oró y Dios envió lluvia nuevamente. ¡Esto enseñaba al pueblo que </w:t>
-      </w:r>
-      <w:hyperlink r:id="rId15">
-        <w:r>
-          <w:rPr>
-            <w:lang w:val="es_ES" w:bidi="es_ES"/>
-          </w:rPr>
-          <w:rPr>
-            <w:color w:val="0000EE"/>
-            <w:u w:val="single"/>
-          </w:rPr>
-          <w:t>Dios</w:t>
-        </w:r>
-      </w:hyperlink>
+        <w:t>Dios</w:t>
+      </w:r>
       <w:r>
         <w:rPr>
           <w:lang w:val="es_ES" w:bidi="es_ES"/>
@@ -621,36 +566,24 @@
         </w:rPr>
         <w:t xml:space="preserve">Al final de su vida, Elías separó el agua del </w:t>
       </w:r>
-      <w:hyperlink r:id="rId20">
-        <w:r>
-          <w:rPr>
-            <w:lang w:val="es_ES" w:bidi="es_ES"/>
-          </w:rPr>
-          <w:rPr>
-            <w:color w:val="0000EE"/>
-            <w:u w:val="single"/>
-          </w:rPr>
-          <w:t>río Jordán</w:t>
-        </w:r>
-      </w:hyperlink>
+      <w:r>
+        <w:rPr>
+          <w:lang w:val="es_ES" w:bidi="es_ES"/>
+        </w:rPr>
+        <w:t>río Jordán</w:t>
+      </w:r>
       <w:r>
         <w:rPr>
           <w:lang w:val="es_ES" w:bidi="es_ES"/>
         </w:rPr>
         <w:t xml:space="preserve"> con su </w:t>
       </w:r>
-      <w:hyperlink r:id="rId21">
-        <w:r>
-          <w:rPr>
-            <w:lang w:val="es_ES" w:bidi="es_ES"/>
-          </w:rPr>
-          <w:rPr>
-            <w:color w:val="0000EE"/>
-            <w:u w:val="single"/>
-          </w:rPr>
-          <w:t>manto</w:t>
-        </w:r>
-      </w:hyperlink>
+      <w:r>
+        <w:rPr>
+          <w:lang w:val="es_ES" w:bidi="es_ES"/>
+        </w:rPr>
+        <w:t>manto</w:t>
+      </w:r>
       <w:r>
         <w:rPr>
           <w:lang w:val="es_ES" w:bidi="es_ES"/>
@@ -659,7 +592,6 @@
       </w:r>
       <w:r>
         <w:rPr>
-          <w:b/>
           <w:lang w:val="es_ES" w:bidi="es_ES"/>
         </w:rPr>
         <w:t>milagro</w:t>
@@ -684,18 +616,12 @@
         </w:rPr>
         <w:t xml:space="preserve">Elías no murió como otras personas. Dios llevó a Elías al </w:t>
       </w:r>
-      <w:hyperlink r:id="rId22">
-        <w:r>
-          <w:rPr>
-            <w:lang w:val="es_ES" w:bidi="es_ES"/>
-          </w:rPr>
-          <w:rPr>
-            <w:color w:val="0000EE"/>
-            <w:u w:val="single"/>
-          </w:rPr>
-          <w:t>cielo</w:t>
-        </w:r>
-      </w:hyperlink>
+      <w:r>
+        <w:rPr>
+          <w:lang w:val="es_ES" w:bidi="es_ES"/>
+        </w:rPr>
+        <w:t>cielo</w:t>
+      </w:r>
       <w:r>
         <w:rPr>
           <w:lang w:val="es_ES" w:bidi="es_ES"/>
@@ -718,7 +644,6 @@
       </w:r>
       <w:r>
         <w:rPr>
-          <w:b/>
           <w:lang w:val="es_ES" w:bidi="es_ES"/>
         </w:rPr>
         <w:t>arrepintiera</w:t>
@@ -731,7 +656,6 @@
       </w:r>
       <w:r>
         <w:rPr>
-          <w:b/>
           <w:lang w:val="es_ES" w:bidi="es_ES"/>
         </w:rPr>
         <w:t>discípulos</w:t>
@@ -744,7 +668,6 @@
       </w:r>
       <w:r>
         <w:rPr>
-          <w:b/>
           <w:lang w:val="es_ES" w:bidi="es_ES"/>
         </w:rPr>
         <w:t>Juan el Bautista</w:t>
@@ -805,7 +728,6 @@
       </w:r>
       <w:r>
         <w:rPr>
-          <w:b/>
           <w:lang w:val="es_ES" w:bidi="es_ES"/>
         </w:rPr>
         <w:t>e Juan el Bautis</w:t>
@@ -816,54 +738,36 @@
         </w:rPr>
         <w:t xml:space="preserve">ta. El marido de Elisabet era Zacarías. Zacarías era </w:t>
       </w:r>
-      <w:hyperlink r:id="rId23">
-        <w:r>
-          <w:rPr>
-            <w:lang w:val="es_ES" w:bidi="es_ES"/>
-          </w:rPr>
-          <w:rPr>
-            <w:color w:val="0000EE"/>
-            <w:u w:val="single"/>
-          </w:rPr>
-          <w:t>sacerdote</w:t>
-        </w:r>
-      </w:hyperlink>
+      <w:r>
+        <w:rPr>
+          <w:lang w:val="es_ES" w:bidi="es_ES"/>
+        </w:rPr>
+        <w:t>sacerdote</w:t>
+      </w:r>
       <w:r>
         <w:rPr>
           <w:lang w:val="es_ES" w:bidi="es_ES"/>
         </w:rPr>
         <w:t xml:space="preserve"> y servía a Dios en el </w:t>
       </w:r>
-      <w:hyperlink r:id="rId24">
-        <w:r>
-          <w:rPr>
-            <w:lang w:val="es_ES" w:bidi="es_ES"/>
-          </w:rPr>
-          <w:rPr>
-            <w:color w:val="0000EE"/>
-            <w:u w:val="single"/>
-          </w:rPr>
-          <w:t>templo</w:t>
-        </w:r>
-      </w:hyperlink>
+      <w:r>
+        <w:rPr>
+          <w:lang w:val="es_ES" w:bidi="es_ES"/>
+        </w:rPr>
+        <w:t>templo</w:t>
+      </w:r>
       <w:r>
         <w:rPr>
           <w:lang w:val="es_ES" w:bidi="es_ES"/>
         </w:rPr>
         <w:t xml:space="preserve"> de </w:t>
       </w:r>
-      <w:hyperlink r:id="rId25">
-        <w:r>
-          <w:rPr>
-            <w:lang w:val="es_ES" w:bidi="es_ES"/>
-          </w:rPr>
-          <w:rPr>
-            <w:color w:val="0000EE"/>
-            <w:u w:val="single"/>
-          </w:rPr>
-          <w:t>Jerusalén</w:t>
-        </w:r>
-      </w:hyperlink>
+      <w:r>
+        <w:rPr>
+          <w:lang w:val="es_ES" w:bidi="es_ES"/>
+        </w:rPr>
+        <w:t>Jerusalén</w:t>
+      </w:r>
       <w:r>
         <w:rPr>
           <w:lang w:val="es_ES" w:bidi="es_ES"/>
@@ -884,72 +788,48 @@
         </w:rPr>
         <w:t xml:space="preserve">Una vez, cuando su marido Zacarías estaba en el templo, un </w:t>
       </w:r>
-      <w:hyperlink r:id="rId26">
-        <w:r>
-          <w:rPr>
-            <w:lang w:val="es_ES" w:bidi="es_ES"/>
-          </w:rPr>
-          <w:rPr>
-            <w:color w:val="0000EE"/>
-            <w:u w:val="single"/>
-          </w:rPr>
-          <w:t>ángel</w:t>
-        </w:r>
-      </w:hyperlink>
+      <w:r>
+        <w:rPr>
+          <w:lang w:val="es_ES" w:bidi="es_ES"/>
+        </w:rPr>
+        <w:t>ángel</w:t>
+      </w:r>
       <w:r>
         <w:rPr>
           <w:lang w:val="es_ES" w:bidi="es_ES"/>
         </w:rPr>
         <w:t xml:space="preserve"> se apareció a Zacarías y le dijo que su esposa Elisabet tendría un hijo. Este hijo sería un siervo de Dios como el </w:t>
       </w:r>
-      <w:hyperlink r:id="rId27">
-        <w:r>
-          <w:rPr>
-            <w:lang w:val="es_ES" w:bidi="es_ES"/>
-          </w:rPr>
-          <w:rPr>
-            <w:color w:val="0000EE"/>
-            <w:u w:val="single"/>
-          </w:rPr>
-          <w:t>profeta</w:t>
-        </w:r>
-      </w:hyperlink>
+      <w:r>
+        <w:rPr>
+          <w:lang w:val="es_ES" w:bidi="es_ES"/>
+        </w:rPr>
+        <w:t>profeta</w:t>
+      </w:r>
       <w:r>
         <w:rPr>
           <w:lang w:val="es_ES" w:bidi="es_ES"/>
         </w:rPr>
         <w:t xml:space="preserve"> </w:t>
       </w:r>
-      <w:hyperlink r:id="rId16">
-        <w:r>
-          <w:rPr>
-            <w:lang w:val="es_ES" w:bidi="es_ES"/>
-          </w:rPr>
-          <w:rPr>
-            <w:color w:val="0000EE"/>
-            <w:u w:val="single"/>
-          </w:rPr>
-          <w:t>Elías</w:t>
-        </w:r>
-      </w:hyperlink>
+      <w:r>
+        <w:rPr>
+          <w:lang w:val="es_ES" w:bidi="es_ES"/>
+        </w:rPr>
+        <w:t>Elías</w:t>
+      </w:r>
       <w:r>
         <w:rPr>
           <w:lang w:val="es_ES" w:bidi="es_ES"/>
         </w:rPr>
         <w:t xml:space="preserve"> y le diría al pueblo de </w:t>
       </w:r>
-      <w:hyperlink r:id="rId17">
-        <w:r>
-          <w:rPr>
-            <w:lang w:val="es_ES" w:bidi="es_ES"/>
-          </w:rPr>
-          <w:rPr>
-            <w:color w:val="0000EE"/>
-            <w:u w:val="single"/>
-          </w:rPr>
-          <w:t>Israel</w:t>
-        </w:r>
-      </w:hyperlink>
+      <w:r>
+        <w:rPr>
+          <w:lang w:val="es_ES" w:bidi="es_ES"/>
+        </w:rPr>
+        <w:t>Israel</w:t>
+      </w:r>
       <w:r>
         <w:rPr>
           <w:lang w:val="es_ES" w:bidi="es_ES"/>
@@ -958,7 +838,6 @@
       </w:r>
       <w:r>
         <w:rPr>
-          <w:b/>
           <w:lang w:val="es_ES" w:bidi="es_ES"/>
         </w:rPr>
         <w:t>arrepintieran</w:t>
@@ -971,7 +850,6 @@
       </w:r>
       <w:r>
         <w:rPr>
-          <w:b/>
           <w:lang w:val="es_ES" w:bidi="es_ES"/>
         </w:rPr>
         <w:t>creer</w:t>
@@ -996,72 +874,48 @@
         </w:rPr>
         <w:t>Elisabet realmente quedó embarazada. Elisabet era pariente d</w:t>
       </w:r>
-      <w:hyperlink r:id="rId28">
-        <w:r>
-          <w:rPr>
-            <w:lang w:val="es_ES" w:bidi="es_ES"/>
-          </w:rPr>
-          <w:rPr>
-            <w:color w:val="0000EE"/>
-            <w:u w:val="single"/>
-          </w:rPr>
-          <w:t>e Mar</w:t>
-        </w:r>
-      </w:hyperlink>
+      <w:r>
+        <w:rPr>
+          <w:lang w:val="es_ES" w:bidi="es_ES"/>
+        </w:rPr>
+        <w:t>e Mar</w:t>
+      </w:r>
       <w:r>
         <w:rPr>
           <w:lang w:val="es_ES" w:bidi="es_ES"/>
         </w:rPr>
         <w:t xml:space="preserve">ía, quien se convertiría en la madre de Jesús. Poco después de esto, un ángel se apareció a María y le dijo que quedaría embarazada aunque ella fuera virgen. Su hijo sería una persona muy importante, el </w:t>
       </w:r>
-      <w:hyperlink r:id="rId29">
-        <w:r>
-          <w:rPr>
-            <w:lang w:val="es_ES" w:bidi="es_ES"/>
-          </w:rPr>
-          <w:rPr>
-            <w:color w:val="0000EE"/>
-            <w:u w:val="single"/>
-          </w:rPr>
-          <w:t>hijo de Dios</w:t>
-        </w:r>
-      </w:hyperlink>
+      <w:r>
+        <w:rPr>
+          <w:lang w:val="es_ES" w:bidi="es_ES"/>
+        </w:rPr>
+        <w:t>hijo de Dios</w:t>
+      </w:r>
       <w:r>
         <w:rPr>
           <w:lang w:val="es_ES" w:bidi="es_ES"/>
         </w:rPr>
         <w:t xml:space="preserve">, y gobernaría como rey para siempre. María entonces fue a visitar a Elisabet. Cuando María llegó a donde estaba Elisabet, el bebé en el vient de Elisabet saltó de alegría, porque María se convertiría en la madre del </w:t>
       </w:r>
-      <w:hyperlink r:id="rId30">
-        <w:r>
-          <w:rPr>
-            <w:lang w:val="es_ES" w:bidi="es_ES"/>
-          </w:rPr>
-          <w:rPr>
-            <w:color w:val="0000EE"/>
-            <w:u w:val="single"/>
-          </w:rPr>
-          <w:t>Mesías</w:t>
-        </w:r>
-      </w:hyperlink>
+      <w:r>
+        <w:rPr>
+          <w:lang w:val="es_ES" w:bidi="es_ES"/>
+        </w:rPr>
+        <w:t>Mesías</w:t>
+      </w:r>
       <w:r>
         <w:rPr>
           <w:lang w:val="es_ES" w:bidi="es_ES"/>
         </w:rPr>
         <w:t xml:space="preserve">, el rey prometido y </w:t>
       </w:r>
-      <w:hyperlink r:id="rId31">
-        <w:r>
-          <w:rPr>
-            <w:lang w:val="es_ES" w:bidi="es_ES"/>
-          </w:rPr>
-          <w:rPr>
-            <w:color w:val="0000EE"/>
-            <w:u w:val="single"/>
-          </w:rPr>
-          <w:t>Salvador</w:t>
-        </w:r>
-      </w:hyperlink>
+      <w:r>
+        <w:rPr>
+          <w:lang w:val="es_ES" w:bidi="es_ES"/>
+        </w:rPr>
+        <w:t>Salvador</w:t>
+      </w:r>
       <w:r>
         <w:rPr>
           <w:lang w:val="es_ES" w:bidi="es_ES"/>
@@ -1123,18 +977,12 @@
         </w:rPr>
         <w:t xml:space="preserve"> es un nombre que Agar, en el libro de Génesis, le da a Dios. El nombre significa “Dios me ve”. Agar dio este nombre a Dios porque Dios la ayudó cuando ella y su hijo Ismael estaban solos en el </w:t>
       </w:r>
-      <w:hyperlink r:id="rId32">
-        <w:r>
-          <w:rPr>
-            <w:lang w:val="es_ES" w:bidi="es_ES"/>
-          </w:rPr>
-          <w:rPr>
-            <w:color w:val="0000EE"/>
-            <w:u w:val="single"/>
-          </w:rPr>
-          <w:t>desierto</w:t>
-        </w:r>
-      </w:hyperlink>
+      <w:r>
+        <w:rPr>
+          <w:lang w:val="es_ES" w:bidi="es_ES"/>
+        </w:rPr>
+        <w:t>desierto</w:t>
+      </w:r>
       <w:r>
         <w:rPr>
           <w:lang w:val="es_ES" w:bidi="es_ES"/>
@@ -1216,18 +1064,12 @@
         </w:rPr>
         <w:t xml:space="preserve"> significa exactamente. El-Shaddai es un nombre para </w:t>
       </w:r>
-      <w:hyperlink r:id="rId15">
-        <w:r>
-          <w:rPr>
-            <w:lang w:val="es_ES" w:bidi="es_ES"/>
-          </w:rPr>
-          <w:rPr>
-            <w:color w:val="0000EE"/>
-            <w:u w:val="single"/>
-          </w:rPr>
-          <w:t>Dios</w:t>
-        </w:r>
-      </w:hyperlink>
+      <w:r>
+        <w:rPr>
+          <w:lang w:val="es_ES" w:bidi="es_ES"/>
+        </w:rPr>
+        <w:t>Dios</w:t>
+      </w:r>
       <w:r>
         <w:rPr>
           <w:lang w:val="es_ES" w:bidi="es_ES"/>
@@ -1349,18 +1191,13 @@
         </w:rPr>
         <w:t xml:space="preserve"> cercana con Dios. Cuando Jesús regrese y establezca su </w:t>
       </w:r>
-      <w:hyperlink r:id="rId33">
-        <w:r>
-          <w:rPr>
-            <w:lang w:val="es_ES" w:bidi="es_ES"/>
-          </w:rPr>
-          <w:rPr>
-            <w:color w:val="0000EE"/>
-            <w:u w:val="single"/>
-          </w:rPr>
-          <w:t>reino</w:t>
-        </w:r>
-      </w:hyperlink>
+      <w:r>
+        <w:rPr>
+          <w:b/>
+          <w:lang w:val="es_ES" w:bidi="es_ES"/>
+        </w:rPr>
+        <w:t>reino</w:t>
+      </w:r>
       <w:r>
         <w:rPr>
           <w:lang w:val="es_ES" w:bidi="es_ES"/>
@@ -1428,18 +1265,12 @@
         </w:rPr>
         <w:t xml:space="preserve"> es alguien que anuncia el </w:t>
       </w:r>
-      <w:hyperlink r:id="rId34">
-        <w:r>
-          <w:rPr>
-            <w:lang w:val="es_ES" w:bidi="es_ES"/>
-          </w:rPr>
-          <w:rPr>
-            <w:color w:val="0000EE"/>
-            <w:u w:val="single"/>
-          </w:rPr>
-          <w:t>evangelio</w:t>
-        </w:r>
-      </w:hyperlink>
+      <w:r>
+        <w:rPr>
+          <w:lang w:val="es_ES" w:bidi="es_ES"/>
+        </w:rPr>
+        <w:t>evangelio</w:t>
+      </w:r>
       <w:r>
         <w:rPr>
           <w:lang w:val="es_ES" w:bidi="es_ES"/>
@@ -1448,7 +1279,6 @@
       </w:r>
       <w:r>
         <w:rPr>
-          <w:b/>
           <w:lang w:val="es_ES" w:bidi="es_ES"/>
         </w:rPr>
         <w:t>pecados</w:t>
@@ -1461,7 +1291,6 @@
       </w:r>
       <w:r>
         <w:rPr>
-          <w:b/>
           <w:lang w:val="es_ES" w:bidi="es_ES"/>
         </w:rPr>
         <w:t>Espíritu de Dios</w:t>
@@ -1575,18 +1404,12 @@
         </w:rPr>
         <w:t xml:space="preserve">Dios odia el mal. Solo Dios puede destruir el mal, porque Dios es totalmente bueno. Cuando Dios establezca su </w:t>
       </w:r>
-      <w:hyperlink r:id="rId33">
-        <w:r>
-          <w:rPr>
-            <w:lang w:val="es_ES" w:bidi="es_ES"/>
-          </w:rPr>
-          <w:rPr>
-            <w:color w:val="0000EE"/>
-            <w:u w:val="single"/>
-          </w:rPr>
-          <w:t>reino</w:t>
-        </w:r>
-      </w:hyperlink>
+      <w:r>
+        <w:rPr>
+          <w:lang w:val="es_ES" w:bidi="es_ES"/>
+        </w:rPr>
+        <w:t>reino</w:t>
+      </w:r>
       <w:r>
         <w:rPr>
           <w:lang w:val="es_ES" w:bidi="es_ES"/>
@@ -1641,18 +1464,12 @@
         </w:rPr>
         <w:t xml:space="preserve">Las expresiones </w:t>
       </w:r>
-      <w:hyperlink r:id="rId35">
-        <w:r>
-          <w:rPr>
-            <w:lang w:val="es_ES" w:bidi="es_ES"/>
-          </w:rPr>
-          <w:rPr>
-            <w:color w:val="0000EE"/>
-            <w:u w:val="single"/>
-          </w:rPr>
-          <w:t>demonio</w:t>
-        </w:r>
-      </w:hyperlink>
+      <w:r>
+        <w:rPr>
+          <w:lang w:val="es_ES" w:bidi="es_ES"/>
+        </w:rPr>
+        <w:t>demonio</w:t>
+      </w:r>
       <w:r>
         <w:rPr>
           <w:lang w:val="es_ES" w:bidi="es_ES"/>
@@ -1685,36 +1502,24 @@
         </w:rPr>
         <w:t xml:space="preserve"> se refieren a lo mismo. Un demonio es un espíritu que se rebela contra Dios. El líder de todos los demonios es llamado </w:t>
       </w:r>
-      <w:hyperlink r:id="rId36">
-        <w:r>
-          <w:rPr>
-            <w:lang w:val="es_ES" w:bidi="es_ES"/>
-          </w:rPr>
-          <w:rPr>
-            <w:color w:val="0000EE"/>
-            <w:u w:val="single"/>
-          </w:rPr>
-          <w:t>Satanás</w:t>
-        </w:r>
-      </w:hyperlink>
+      <w:r>
+        <w:rPr>
+          <w:lang w:val="es_ES" w:bidi="es_ES"/>
+        </w:rPr>
+        <w:t>Satanás</w:t>
+      </w:r>
       <w:r>
         <w:rPr>
           <w:lang w:val="es_ES" w:bidi="es_ES"/>
         </w:rPr>
         <w:t xml:space="preserve">, el </w:t>
       </w:r>
-      <w:hyperlink r:id="rId37">
-        <w:r>
-          <w:rPr>
-            <w:lang w:val="es_ES" w:bidi="es_ES"/>
-          </w:rPr>
-          <w:rPr>
-            <w:color w:val="0000EE"/>
-            <w:u w:val="single"/>
-          </w:rPr>
-          <w:t>diablo</w:t>
-        </w:r>
-      </w:hyperlink>
+      <w:r>
+        <w:rPr>
+          <w:lang w:val="es_ES" w:bidi="es_ES"/>
+        </w:rPr>
+        <w:t>diablo</w:t>
+      </w:r>
       <w:r>
         <w:rPr>
           <w:lang w:val="es_ES" w:bidi="es_ES"/>
@@ -1723,7 +1528,6 @@
       </w:r>
       <w:r>
         <w:rPr>
-          <w:b/>
           <w:lang w:val="es_ES" w:bidi="es_ES"/>
         </w:rPr>
         <w:t>ángeles</w:t>
@@ -1750,7 +1554,6 @@
       </w:r>
       <w:r>
         <w:rPr>
-          <w:b/>
           <w:lang w:val="es_ES" w:bidi="es_ES"/>
         </w:rPr>
         <w:t>poseída por un demonio</w:t>
@@ -1763,7 +1566,6 @@
       </w:r>
       <w:r>
         <w:rPr>
-          <w:b/>
           <w:lang w:val="es_ES" w:bidi="es_ES"/>
         </w:rPr>
         <w:t>judíos</w:t>
@@ -1788,18 +1590,12 @@
         </w:rPr>
         <w:t xml:space="preserve">Los demonios también pueden ser llamados espíritus malignos. Esto deja claro que sus intenciones son </w:t>
       </w:r>
-      <w:hyperlink r:id="rId38">
-        <w:r>
-          <w:rPr>
-            <w:lang w:val="es_ES" w:bidi="es_ES"/>
-          </w:rPr>
-          <w:rPr>
-            <w:color w:val="0000EE"/>
-            <w:u w:val="single"/>
-          </w:rPr>
-          <w:t>malas</w:t>
-        </w:r>
-      </w:hyperlink>
+      <w:r>
+        <w:rPr>
+          <w:lang w:val="es_ES" w:bidi="es_ES"/>
+        </w:rPr>
+        <w:t>malas</w:t>
+      </w:r>
       <w:r>
         <w:rPr>
           <w:lang w:val="es_ES" w:bidi="es_ES"/>
@@ -1808,7 +1604,6 @@
       </w:r>
       <w:r>
         <w:rPr>
-          <w:b/>
           <w:lang w:val="es_ES" w:bidi="es_ES"/>
         </w:rPr>
         <w:t>inmundo</w:t>
